--- a/CyberSecurity-Task-(Bash Scripting)/Bash_Scripting_Task.docx
+++ b/CyberSecurity-Task-(Bash Scripting)/Bash_Scripting_Task.docx
@@ -7,7 +7,7 @@
         <w:pStyle w:val="Heading1"/>
       </w:pPr>
       <w:r>
-        <w:t xml:space="preserve">Task: Bash Scripting</w:t>
+        <w:t xml:space="preserve">Task 4: Bash Scripting</w:t>
       </w:r>
     </w:p>
     <w:p>
@@ -20,7 +20,25 @@
     </w:p>
     <w:p>
       <w:r>
-        <w:t xml:space="preserve">Write a Bash script to read the contents of a protected file (secret.txt) using read_secret.sh and print the output on screen.</w:t>
+        <w:t xml:space="preserve">Write a Bash script to read the contents of a protected file (</w:t>
+      </w:r>
+      <w:r>
+        <w:rPr>
+          <w:rFonts w:ascii="Courier New" w:cs="Courier New" w:eastAsia="Courier New" w:hAnsi="Courier New"/>
+        </w:rPr>
+        <w:t xml:space="preserve">secret.txt</w:t>
+      </w:r>
+      <w:r>
+        <w:t xml:space="preserve">) using </w:t>
+      </w:r>
+      <w:r>
+        <w:rPr>
+          <w:rFonts w:ascii="Courier New" w:cs="Courier New" w:eastAsia="Courier New" w:hAnsi="Courier New"/>
+        </w:rPr>
+        <w:t xml:space="preserve">read_secret.sh</w:t>
+      </w:r>
+      <w:r>
+        <w:t xml:space="preserve">, store the content in a variable, and print it on screen.</w:t>
       </w:r>
     </w:p>
     <w:p/>
@@ -38,9 +56,10 @@
           <w:b/>
           <w:bCs/>
         </w:rPr>
-        <w:t xml:space="preserve">Q: Write a script to read the contents of secret.txt. What is inside secret.txt?</w:t>
-      </w:r>
-    </w:p>
+        <w:t xml:space="preserve">Q: Edit read_secret.sh, write a script to read secret.txt. What is inside secret.txt?</w:t>
+      </w:r>
+    </w:p>
+    <w:p/>
     <w:p>
       <w:r>
         <w:rPr>
@@ -64,9 +83,24 @@
         <w:pStyle w:val="Heading2"/>
       </w:pPr>
       <w:r>
-        <w:t xml:space="preserve">Bash Script Written (read_secret.sh)</w:t>
-      </w:r>
-    </w:p>
+        <w:t xml:space="preserve">Bash Script Written — read_secret.sh</w:t>
+      </w:r>
+    </w:p>
+    <w:p>
+      <w:r>
+        <w:t xml:space="preserve">The script was written using </w:t>
+      </w:r>
+      <w:r>
+        <w:rPr>
+          <w:rFonts w:ascii="Courier New" w:cs="Courier New" w:eastAsia="Courier New" w:hAnsi="Courier New"/>
+        </w:rPr>
+        <w:t xml:space="preserve">nano read_secret.sh</w:t>
+      </w:r>
+      <w:r>
+        <w:t xml:space="preserve">. It reads the file into a variable and prints it, with full error handling:</w:t>
+      </w:r>
+    </w:p>
+    <w:p/>
     <w:tbl>
       <w:tblPr>
         <w:tblW w:type="dxa" w:w="9360"/>
@@ -114,11 +148,66 @@
             <w:r>
               <w:rPr>
                 <w:rFonts w:ascii="Courier New" w:cs="Courier New" w:eastAsia="Courier New" w:hAnsi="Courier New"/>
+                <w:color w:val="D4D4D4"/>
+                <w:sz w:val="22"/>
+                <w:szCs w:val="22"/>
+              </w:rPr>
+              <w:t xml:space="preserve"/>
+            </w:r>
+          </w:p>
+          <w:p>
+            <w:r>
+              <w:rPr>
+                <w:rFonts w:ascii="Courier New" w:cs="Courier New" w:eastAsia="Courier New" w:hAnsi="Courier New"/>
+                <w:color w:val="9CDCFE"/>
+                <w:sz w:val="22"/>
+                <w:szCs w:val="22"/>
+              </w:rPr>
+              <w:t xml:space="preserve">FILE="secret.txt"</w:t>
+            </w:r>
+          </w:p>
+          <w:p>
+            <w:r>
+              <w:rPr>
+                <w:rFonts w:ascii="Courier New" w:cs="Courier New" w:eastAsia="Courier New" w:hAnsi="Courier New"/>
+                <w:color w:val="D4D4D4"/>
+                <w:sz w:val="22"/>
+                <w:szCs w:val="22"/>
+              </w:rPr>
+              <w:t xml:space="preserve"/>
+            </w:r>
+          </w:p>
+          <w:p>
+            <w:r>
+              <w:rPr>
+                <w:rFonts w:ascii="Courier New" w:cs="Courier New" w:eastAsia="Courier New" w:hAnsi="Courier New"/>
                 <w:color w:val="6A9955"/>
                 <w:sz w:val="22"/>
                 <w:szCs w:val="22"/>
               </w:rPr>
-              <w:t xml:space="preserve"># Read secret.txt into a variable</w:t>
+              <w:t xml:space="preserve"># 1. Error handling: Check if the file actually exists</w:t>
+            </w:r>
+          </w:p>
+          <w:p>
+            <w:r>
+              <w:rPr>
+                <w:rFonts w:ascii="Courier New" w:cs="Courier New" w:eastAsia="Courier New" w:hAnsi="Courier New"/>
+                <w:color w:val="C586C0"/>
+                <w:sz w:val="22"/>
+                <w:szCs w:val="22"/>
+              </w:rPr>
+              <w:t xml:space="preserve">if [ ! -f "$FILE" ]; then</w:t>
+            </w:r>
+          </w:p>
+          <w:p>
+            <w:r>
+              <w:rPr>
+                <w:rFonts w:ascii="Courier New" w:cs="Courier New" w:eastAsia="Courier New" w:hAnsi="Courier New"/>
+                <w:color w:val="CE9178"/>
+                <w:sz w:val="22"/>
+                <w:szCs w:val="22"/>
+              </w:rPr>
+              <w:t xml:space="preserve">    echo "Error: File '$FILE' does not exist."</w:t>
             </w:r>
           </w:p>
           <w:p>
@@ -129,17 +218,29 @@
                 <w:sz w:val="22"/>
                 <w:szCs w:val="22"/>
               </w:rPr>
-              <w:t xml:space="preserve">secret=$(cat secret.txt)</w:t>
-            </w:r>
-          </w:p>
-          <w:p>
-            <w:r>
-              <w:rPr>
-                <w:rFonts w:ascii="Courier New" w:cs="Courier New" w:eastAsia="Courier New" w:hAnsi="Courier New"/>
-                <w:sz w:val="22"/>
-                <w:szCs w:val="22"/>
-              </w:rPr>
-              <w:t xml:space="preserve"> </w:t>
+              <w:t xml:space="preserve">    exit 1</w:t>
+            </w:r>
+          </w:p>
+          <w:p>
+            <w:r>
+              <w:rPr>
+                <w:rFonts w:ascii="Courier New" w:cs="Courier New" w:eastAsia="Courier New" w:hAnsi="Courier New"/>
+                <w:color w:val="C586C0"/>
+                <w:sz w:val="22"/>
+                <w:szCs w:val="22"/>
+              </w:rPr>
+              <w:t xml:space="preserve">fi</w:t>
+            </w:r>
+          </w:p>
+          <w:p>
+            <w:r>
+              <w:rPr>
+                <w:rFonts w:ascii="Courier New" w:cs="Courier New" w:eastAsia="Courier New" w:hAnsi="Courier New"/>
+                <w:color w:val="D4D4D4"/>
+                <w:sz w:val="22"/>
+                <w:szCs w:val="22"/>
+              </w:rPr>
+              <w:t xml:space="preserve"/>
             </w:r>
           </w:p>
           <w:p>
@@ -150,7 +251,51 @@
                 <w:sz w:val="22"/>
                 <w:szCs w:val="22"/>
               </w:rPr>
-              <w:t xml:space="preserve"># Print the value of the variable</w:t>
+              <w:t xml:space="preserve"># 2. Read file into a variable, suppress standard error</w:t>
+            </w:r>
+          </w:p>
+          <w:p>
+            <w:r>
+              <w:rPr>
+                <w:rFonts w:ascii="Courier New" w:cs="Courier New" w:eastAsia="Courier New" w:hAnsi="Courier New"/>
+                <w:color w:val="9CDCFE"/>
+                <w:sz w:val="22"/>
+                <w:szCs w:val="22"/>
+              </w:rPr>
+              <w:t xml:space="preserve">secret=$(cat "$FILE" 2&gt;/dev/null)</w:t>
+            </w:r>
+          </w:p>
+          <w:p>
+            <w:r>
+              <w:rPr>
+                <w:rFonts w:ascii="Courier New" w:cs="Courier New" w:eastAsia="Courier New" w:hAnsi="Courier New"/>
+                <w:color w:val="D4D4D4"/>
+                <w:sz w:val="22"/>
+                <w:szCs w:val="22"/>
+              </w:rPr>
+              <w:t xml:space="preserve"/>
+            </w:r>
+          </w:p>
+          <w:p>
+            <w:r>
+              <w:rPr>
+                <w:rFonts w:ascii="Courier New" w:cs="Courier New" w:eastAsia="Courier New" w:hAnsi="Courier New"/>
+                <w:color w:val="6A9955"/>
+                <w:sz w:val="22"/>
+                <w:szCs w:val="22"/>
+              </w:rPr>
+              <w:t xml:space="preserve"># 3. Check if cat succeeded ($? = exit code of last command)</w:t>
+            </w:r>
+          </w:p>
+          <w:p>
+            <w:r>
+              <w:rPr>
+                <w:rFonts w:ascii="Courier New" w:cs="Courier New" w:eastAsia="Courier New" w:hAnsi="Courier New"/>
+                <w:color w:val="C586C0"/>
+                <w:sz w:val="22"/>
+                <w:szCs w:val="22"/>
+              </w:rPr>
+              <w:t xml:space="preserve">if [ $? -ne 0 ]; then</w:t>
             </w:r>
           </w:p>
           <w:p>
@@ -161,7 +306,62 @@
                 <w:sz w:val="22"/>
                 <w:szCs w:val="22"/>
               </w:rPr>
-              <w:t xml:space="preserve">echo "$secret"</w:t>
+              <w:t xml:space="preserve">    echo "Error: Permission denied. You do not have the rights to read '$FILE'."</w:t>
+            </w:r>
+          </w:p>
+          <w:p>
+            <w:r>
+              <w:rPr>
+                <w:rFonts w:ascii="Courier New" w:cs="Courier New" w:eastAsia="Courier New" w:hAnsi="Courier New"/>
+                <w:color w:val="9CDCFE"/>
+                <w:sz w:val="22"/>
+                <w:szCs w:val="22"/>
+              </w:rPr>
+              <w:t xml:space="preserve">    exit 1</w:t>
+            </w:r>
+          </w:p>
+          <w:p>
+            <w:r>
+              <w:rPr>
+                <w:rFonts w:ascii="Courier New" w:cs="Courier New" w:eastAsia="Courier New" w:hAnsi="Courier New"/>
+                <w:color w:val="C586C0"/>
+                <w:sz w:val="22"/>
+                <w:szCs w:val="22"/>
+              </w:rPr>
+              <w:t xml:space="preserve">fi</w:t>
+            </w:r>
+          </w:p>
+          <w:p>
+            <w:r>
+              <w:rPr>
+                <w:rFonts w:ascii="Courier New" w:cs="Courier New" w:eastAsia="Courier New" w:hAnsi="Courier New"/>
+                <w:color w:val="D4D4D4"/>
+                <w:sz w:val="22"/>
+                <w:szCs w:val="22"/>
+              </w:rPr>
+              <w:t xml:space="preserve"/>
+            </w:r>
+          </w:p>
+          <w:p>
+            <w:r>
+              <w:rPr>
+                <w:rFonts w:ascii="Courier New" w:cs="Courier New" w:eastAsia="Courier New" w:hAnsi="Courier New"/>
+                <w:color w:val="6A9955"/>
+                <w:sz w:val="22"/>
+                <w:szCs w:val="22"/>
+              </w:rPr>
+              <w:t xml:space="preserve"># 4. Print the value of the variable</w:t>
+            </w:r>
+          </w:p>
+          <w:p>
+            <w:r>
+              <w:rPr>
+                <w:rFonts w:ascii="Courier New" w:cs="Courier New" w:eastAsia="Courier New" w:hAnsi="Courier New"/>
+                <w:color w:val="CE9178"/>
+                <w:sz w:val="22"/>
+                <w:szCs w:val="22"/>
+              </w:rPr>
+              <w:t xml:space="preserve">echo "The secret is: $secret"</w:t>
             </w:r>
           </w:p>
         </w:tc>
@@ -189,8 +389,8 @@
         </w:tblBorders>
       </w:tblPr>
       <w:tblGrid>
-        <w:gridCol w:w="3600"/>
-        <w:gridCol w:w="5760"/>
+        <w:gridCol w:w="3360"/>
+        <w:gridCol w:w="6000"/>
       </w:tblGrid>
       <w:tr>
         <w:tc>
@@ -341,7 +541,7 @@
           </w:tcPr>
           <w:p>
             <w:r>
-              <w:t xml:space="preserve">Print script content to verify it</w:t>
+              <w:t xml:space="preserve">Verify and print script content to terminal</w:t>
             </w:r>
           </w:p>
         </w:tc>
@@ -390,7 +590,7 @@
           </w:tcPr>
           <w:p>
             <w:r>
-              <w:t xml:space="preserve">Attempt to give execute permission (not permitted by machine)</w:t>
+              <w:t xml:space="preserve">Attempt to give execute permission → FAILED (not permitted)</w:t>
             </w:r>
           </w:p>
         </w:tc>
@@ -417,7 +617,7 @@
               <w:rPr>
                 <w:rFonts w:ascii="Courier New" w:cs="Courier New" w:eastAsia="Courier New" w:hAnsi="Courier New"/>
               </w:rPr>
-              <w:t xml:space="preserve">./run_secret secret.txt</w:t>
+              <w:t xml:space="preserve">./read_secret.sh</w:t>
             </w:r>
           </w:p>
         </w:tc>
@@ -439,7 +639,56 @@
           </w:tcPr>
           <w:p>
             <w:r>
-              <w:t xml:space="preserve">Execute via run_secret → flag{you_wrote_an_script}</w:t>
+              <w:t xml:space="preserve">Direct execution → error handling triggers: Permission denied caught</w:t>
+            </w:r>
+          </w:p>
+        </w:tc>
+      </w:tr>
+      <w:tr>
+        <w:tc>
+          <w:tcPr>
+            <w:tcBorders>
+              <w:top w:val="single" w:color="CCCCCC" w:sz="1"/>
+              <w:left w:val="single" w:color="CCCCCC" w:sz="1"/>
+              <w:bottom w:val="single" w:color="CCCCCC" w:sz="1"/>
+              <w:right w:val="single" w:color="CCCCCC" w:sz="1"/>
+            </w:tcBorders>
+            <w:shd w:fill="FFFFFF" w:val="clear"/>
+            <w:tcMar>
+              <w:top w:type="dxa" w:w="80"/>
+              <w:left w:type="dxa" w:w="120"/>
+              <w:bottom w:type="dxa" w:w="80"/>
+              <w:right w:type="dxa" w:w="120"/>
+            </w:tcMar>
+          </w:tcPr>
+          <w:p>
+            <w:r>
+              <w:rPr>
+                <w:rFonts w:ascii="Courier New" w:cs="Courier New" w:eastAsia="Courier New" w:hAnsi="Courier New"/>
+              </w:rPr>
+              <w:t xml:space="preserve">./run_secret secret.txt</w:t>
+            </w:r>
+          </w:p>
+        </w:tc>
+        <w:tc>
+          <w:tcPr>
+            <w:tcBorders>
+              <w:top w:val="single" w:color="CCCCCC" w:sz="1"/>
+              <w:left w:val="single" w:color="CCCCCC" w:sz="1"/>
+              <w:bottom w:val="single" w:color="CCCCCC" w:sz="1"/>
+              <w:right w:val="single" w:color="CCCCCC" w:sz="1"/>
+            </w:tcBorders>
+            <w:shd w:fill="FFFFFF" w:val="clear"/>
+            <w:tcMar>
+              <w:top w:type="dxa" w:w="80"/>
+              <w:left w:type="dxa" w:w="120"/>
+              <w:bottom w:type="dxa" w:w="80"/>
+              <w:right w:type="dxa" w:w="120"/>
+            </w:tcMar>
+          </w:tcPr>
+          <w:p>
+            <w:r>
+              <w:t xml:space="preserve">Execute via SUID wrapper → flag{you_wrote_an_script} captured</w:t>
             </w:r>
           </w:p>
         </w:tc>
@@ -451,7 +700,450 @@
         <w:pStyle w:val="Heading2"/>
       </w:pPr>
       <w:r>
-        <w:t xml:space="preserve">Screenshot 1 — Full Terminal Output</w:t>
+        <w:t xml:space="preserve">Security Analysis: Permissions &amp; Privilege Escalation</w:t>
+      </w:r>
+    </w:p>
+    <w:p>
+      <w:pPr>
+        <w:pStyle w:val="Heading3"/>
+      </w:pPr>
+      <w:r>
+        <w:t xml:space="preserve">Why did chmod +x fail?</w:t>
+      </w:r>
+    </w:p>
+    <w:p>
+      <w:r>
+        <w:t xml:space="preserve">When trying </w:t>
+      </w:r>
+      <w:r>
+        <w:rPr>
+          <w:rFonts w:ascii="Courier New" w:cs="Courier New" w:eastAsia="Courier New" w:hAnsi="Courier New"/>
+        </w:rPr>
+        <w:t xml:space="preserve">chmod +x read_secret.sh</w:t>
+      </w:r>
+      <w:r>
+        <w:t xml:space="preserve">, it failed with: </w:t>
+      </w:r>
+      <w:r>
+        <w:rPr>
+          <w:rFonts w:ascii="Courier New" w:cs="Courier New" w:eastAsia="Courier New" w:hAnsi="Courier New"/>
+        </w:rPr>
+        <w:t xml:space="preserve">chmod: changing permissions of 'read_secret.sh': Operation not permitted</w:t>
+      </w:r>
+      <w:r>
+        <w:t xml:space="preserve">. Reasons:</w:t>
+      </w:r>
+    </w:p>
+    <w:p/>
+    <w:p>
+      <w:pPr>
+        <w:pStyle w:val="ListParagraph"/>
+        <w:numPr>
+          <w:ilvl w:val="0"/>
+          <w:numId w:val="2"/>
+        </w:numPr>
+      </w:pPr>
+      <w:r>
+        <w:rPr>
+          <w:b/>
+          <w:bCs/>
+        </w:rPr>
+        <w:t xml:space="preserve">Ownership Restrictions: </w:t>
+      </w:r>
+      <w:r>
+        <w:t xml:space="preserve">You can only change permissions on files you own. If the file belongs to another user or root, the OS blocks the chmod call.</w:t>
+      </w:r>
+    </w:p>
+    <w:p>
+      <w:pPr>
+        <w:pStyle w:val="ListParagraph"/>
+        <w:numPr>
+          <w:ilvl w:val="0"/>
+          <w:numId w:val="2"/>
+        </w:numPr>
+      </w:pPr>
+      <w:r>
+        <w:rPr>
+          <w:b/>
+          <w:bCs/>
+        </w:rPr>
+        <w:t xml:space="preserve">noexec Mount Flag: </w:t>
+      </w:r>
+      <w:r>
+        <w:t xml:space="preserve">The filesystem may be mounted with the </w:t>
+      </w:r>
+      <w:r>
+        <w:rPr>
+          <w:rFonts w:ascii="Courier New" w:cs="Courier New" w:eastAsia="Courier New" w:hAnsi="Courier New"/>
+        </w:rPr>
+        <w:t xml:space="preserve">noexec</w:t>
+      </w:r>
+      <w:r>
+        <w:t xml:space="preserve"> flag, preventing any file from being executed directly.</w:t>
+      </w:r>
+    </w:p>
+    <w:p>
+      <w:pPr>
+        <w:pStyle w:val="ListParagraph"/>
+        <w:numPr>
+          <w:ilvl w:val="0"/>
+          <w:numId w:val="2"/>
+        </w:numPr>
+      </w:pPr>
+      <w:r>
+        <w:rPr>
+          <w:b/>
+          <w:bCs/>
+        </w:rPr>
+        <w:t xml:space="preserve">AppArmor / SELinux: </w:t>
+      </w:r>
+      <w:r>
+        <w:t xml:space="preserve">Security modules may be configured to block standard users from making scripts executable.</w:t>
+      </w:r>
+    </w:p>
+    <w:p/>
+    <w:p>
+      <w:pPr>
+        <w:pStyle w:val="Heading3"/>
+      </w:pPr>
+      <w:r>
+        <w:t xml:space="preserve">How did run_secret bypass permissions?</w:t>
+      </w:r>
+    </w:p>
+    <w:p>
+      <w:r>
+        <w:t xml:space="preserve">From </w:t>
+      </w:r>
+      <w:r>
+        <w:rPr>
+          <w:rFonts w:ascii="Courier New" w:cs="Courier New" w:eastAsia="Courier New" w:hAnsi="Courier New"/>
+        </w:rPr>
+        <w:t xml:space="preserve">ls -la</w:t>
+      </w:r>
+      <w:r>
+        <w:t xml:space="preserve">, </w:t>
+      </w:r>
+      <w:r>
+        <w:rPr>
+          <w:rFonts w:ascii="Courier New" w:cs="Courier New" w:eastAsia="Courier New" w:hAnsi="Courier New"/>
+        </w:rPr>
+        <w:t xml:space="preserve">secret.txt</w:t>
+      </w:r>
+      <w:r>
+        <w:t xml:space="preserve"> shows </w:t>
+      </w:r>
+      <w:r>
+        <w:rPr>
+          <w:rFonts w:ascii="Courier New" w:cs="Courier New" w:eastAsia="Courier New" w:hAnsi="Courier New"/>
+        </w:rPr>
+        <w:t xml:space="preserve">-rw-r-----  root  perm</w:t>
+      </w:r>
+      <w:r>
+        <w:t xml:space="preserve"> — only root and the perm group can read it. The student user has no read access, which is why </w:t>
+      </w:r>
+      <w:r>
+        <w:rPr>
+          <w:rFonts w:ascii="Courier New" w:cs="Courier New" w:eastAsia="Courier New" w:hAnsi="Courier New"/>
+        </w:rPr>
+        <w:t xml:space="preserve">./read_secret.sh</w:t>
+      </w:r>
+      <w:r>
+        <w:t xml:space="preserve"> triggered our error handler with </w:t>
+      </w:r>
+      <w:r>
+        <w:rPr>
+          <w:rFonts w:ascii="Courier New" w:cs="Courier New" w:eastAsia="Courier New" w:hAnsi="Courier New"/>
+        </w:rPr>
+        <w:t xml:space="preserve">Permission denied</w:t>
+      </w:r>
+      <w:r>
+        <w:t xml:space="preserve">.</w:t>
+      </w:r>
+    </w:p>
+    <w:p/>
+    <w:p>
+      <w:r>
+        <w:t xml:space="preserve">However, </w:t>
+      </w:r>
+      <w:r>
+        <w:rPr>
+          <w:rFonts w:ascii="Courier New" w:cs="Courier New" w:eastAsia="Courier New" w:hAnsi="Courier New"/>
+        </w:rPr>
+        <w:t xml:space="preserve">run_secret</w:t>
+      </w:r>
+      <w:r>
+        <w:t xml:space="preserve"> shows </w:t>
+      </w:r>
+      <w:r>
+        <w:rPr>
+          <w:rFonts w:ascii="Courier New" w:cs="Courier New" w:eastAsia="Courier New" w:hAnsi="Courier New"/>
+        </w:rPr>
+        <w:t xml:space="preserve">-rwsr-xr-x  root  root</w:t>
+      </w:r>
+      <w:r>
+        <w:t xml:space="preserve"> — notice the </w:t>
+      </w:r>
+      <w:r>
+        <w:rPr>
+          <w:b/>
+          <w:bCs/>
+        </w:rPr>
+        <w:t xml:space="preserve">'s' in place of 'x'</w:t>
+      </w:r>
+      <w:r>
+        <w:t xml:space="preserve"> in the owner's execute bit. This is the </w:t>
+      </w:r>
+      <w:r>
+        <w:rPr>
+          <w:b/>
+          <w:bCs/>
+        </w:rPr>
+        <w:t xml:space="preserve">SUID (Set Owner User ID) bit</w:t>
+      </w:r>
+      <w:r>
+        <w:t xml:space="preserve"> confirmed live in the screenshot:</w:t>
+      </w:r>
+    </w:p>
+    <w:p/>
+    <w:p>
+      <w:pPr>
+        <w:pStyle w:val="ListParagraph"/>
+        <w:numPr>
+          <w:ilvl w:val="0"/>
+          <w:numId w:val="3"/>
+        </w:numPr>
+      </w:pPr>
+      <w:r>
+        <w:rPr>
+          <w:b/>
+          <w:bCs/>
+        </w:rPr>
+        <w:t xml:space="preserve">SUID bit: </w:t>
+      </w:r>
+      <w:r>
+        <w:t xml:space="preserve">When set (</w:t>
+      </w:r>
+      <w:r>
+        <w:rPr>
+          <w:rFonts w:ascii="Courier New" w:cs="Courier New" w:eastAsia="Courier New" w:hAnsi="Courier New"/>
+        </w:rPr>
+        <w:t xml:space="preserve">chmod u+s</w:t>
+      </w:r>
+      <w:r>
+        <w:t xml:space="preserve">), the binary executes with the privileges of its owner (root), regardless of who runs it.</w:t>
+      </w:r>
+    </w:p>
+    <w:p>
+      <w:pPr>
+        <w:pStyle w:val="ListParagraph"/>
+        <w:numPr>
+          <w:ilvl w:val="0"/>
+          <w:numId w:val="3"/>
+        </w:numPr>
+      </w:pPr>
+      <w:r>
+        <w:t xml:space="preserve">So </w:t>
+      </w:r>
+      <w:r>
+        <w:rPr>
+          <w:rFonts w:ascii="Courier New" w:cs="Courier New" w:eastAsia="Courier New" w:hAnsi="Courier New"/>
+        </w:rPr>
+        <w:t xml:space="preserve">./run_secret secret.txt</w:t>
+      </w:r>
+      <w:r>
+        <w:t xml:space="preserve"> temporarily assumed root-level privileges, read the protected </w:t>
+      </w:r>
+      <w:r>
+        <w:rPr>
+          <w:rFonts w:ascii="Courier New" w:cs="Courier New" w:eastAsia="Courier New" w:hAnsi="Courier New"/>
+        </w:rPr>
+        <w:t xml:space="preserve">secret.txt</w:t>
+      </w:r>
+      <w:r>
+        <w:t xml:space="preserve">, and returned the flag.</w:t>
+      </w:r>
+    </w:p>
+    <w:p>
+      <w:pPr>
+        <w:pStyle w:val="ListParagraph"/>
+        <w:numPr>
+          <w:ilvl w:val="0"/>
+          <w:numId w:val="3"/>
+        </w:numPr>
+      </w:pPr>
+      <w:r>
+        <w:rPr>
+          <w:b/>
+          <w:bCs/>
+        </w:rPr>
+        <w:t xml:space="preserve">Proof from ls -la: </w:t>
+      </w:r>
+      <w:r>
+        <w:rPr>
+          <w:rFonts w:ascii="Courier New" w:cs="Courier New" w:eastAsia="Courier New" w:hAnsi="Courier New"/>
+        </w:rPr>
+        <w:t xml:space="preserve">run_secret</w:t>
+      </w:r>
+      <w:r>
+        <w:t xml:space="preserve"> → </w:t>
+      </w:r>
+      <w:r>
+        <w:rPr>
+          <w:rFonts w:ascii="Courier New" w:cs="Courier New" w:eastAsia="Courier New" w:hAnsi="Courier New"/>
+        </w:rPr>
+        <w:t xml:space="preserve">-rwsr-xr-x 1 root root</w:t>
+      </w:r>
+      <w:r>
+        <w:t xml:space="preserve"> — the 's' is the smoking gun!</w:t>
+      </w:r>
+    </w:p>
+    <w:p/>
+    <w:p>
+      <w:pPr>
+        <w:pStyle w:val="Heading3"/>
+      </w:pPr>
+      <w:r>
+        <w:t xml:space="preserve">Alternative Methods to Read Protected Files</w:t>
+      </w:r>
+    </w:p>
+    <w:p>
+      <w:pPr>
+        <w:pStyle w:val="ListParagraph"/>
+        <w:numPr>
+          <w:ilvl w:val="0"/>
+          <w:numId w:val="3"/>
+        </w:numPr>
+      </w:pPr>
+      <w:r>
+        <w:rPr>
+          <w:b/>
+          <w:bCs/>
+        </w:rPr>
+        <w:t xml:space="preserve">Misconfigured sudo rights: </w:t>
+      </w:r>
+      <w:r>
+        <w:rPr>
+          <w:rFonts w:ascii="Courier New" w:cs="Courier New" w:eastAsia="Courier New" w:hAnsi="Courier New"/>
+        </w:rPr>
+        <w:t xml:space="preserve">sudo -l</w:t>
+      </w:r>
+      <w:r>
+        <w:t xml:space="preserve"> to check if you can run </w:t>
+      </w:r>
+      <w:r>
+        <w:rPr>
+          <w:rFonts w:ascii="Courier New" w:cs="Courier New" w:eastAsia="Courier New" w:hAnsi="Courier New"/>
+        </w:rPr>
+        <w:t xml:space="preserve">cat</w:t>
+      </w:r>
+      <w:r>
+        <w:t xml:space="preserve"> or </w:t>
+      </w:r>
+      <w:r>
+        <w:rPr>
+          <w:rFonts w:ascii="Courier New" w:cs="Courier New" w:eastAsia="Courier New" w:hAnsi="Courier New"/>
+        </w:rPr>
+        <w:t xml:space="preserve">less</w:t>
+      </w:r>
+      <w:r>
+        <w:t xml:space="preserve"> as root without a password.</w:t>
+      </w:r>
+    </w:p>
+    <w:p>
+      <w:pPr>
+        <w:pStyle w:val="ListParagraph"/>
+        <w:numPr>
+          <w:ilvl w:val="0"/>
+          <w:numId w:val="3"/>
+        </w:numPr>
+      </w:pPr>
+      <w:r>
+        <w:rPr>
+          <w:b/>
+          <w:bCs/>
+        </w:rPr>
+        <w:t xml:space="preserve">Other SUID binaries: </w:t>
+      </w:r>
+      <w:r>
+        <w:rPr>
+          <w:rFonts w:ascii="Courier New" w:cs="Courier New" w:eastAsia="Courier New" w:hAnsi="Courier New"/>
+        </w:rPr>
+        <w:t xml:space="preserve">find / -perm -4000 2&gt;/dev/null</w:t>
+      </w:r>
+      <w:r>
+        <w:t xml:space="preserve"> — binaries like </w:t>
+      </w:r>
+      <w:r>
+        <w:rPr>
+          <w:rFonts w:ascii="Courier New" w:cs="Courier New" w:eastAsia="Courier New" w:hAnsi="Courier New"/>
+        </w:rPr>
+        <w:t xml:space="preserve">base64</w:t>
+      </w:r>
+      <w:r>
+        <w:t xml:space="preserve">, </w:t>
+      </w:r>
+      <w:r>
+        <w:rPr>
+          <w:rFonts w:ascii="Courier New" w:cs="Courier New" w:eastAsia="Courier New" w:hAnsi="Courier New"/>
+        </w:rPr>
+        <w:t xml:space="preserve">tar</w:t>
+      </w:r>
+      <w:r>
+        <w:t xml:space="preserve">, or </w:t>
+      </w:r>
+      <w:r>
+        <w:rPr>
+          <w:rFonts w:ascii="Courier New" w:cs="Courier New" w:eastAsia="Courier New" w:hAnsi="Courier New"/>
+        </w:rPr>
+        <w:t xml:space="preserve">cp</w:t>
+      </w:r>
+      <w:r>
+        <w:t xml:space="preserve"> can be abused.</w:t>
+      </w:r>
+    </w:p>
+    <w:p>
+      <w:pPr>
+        <w:pStyle w:val="ListParagraph"/>
+        <w:numPr>
+          <w:ilvl w:val="0"/>
+          <w:numId w:val="3"/>
+        </w:numPr>
+      </w:pPr>
+      <w:r>
+        <w:rPr>
+          <w:b/>
+          <w:bCs/>
+        </w:rPr>
+        <w:t xml:space="preserve">Cron Jobs: </w:t>
+      </w:r>
+      <w:r>
+        <w:t xml:space="preserve">If a root-owned cron script is writable by your user, inject </w:t>
+      </w:r>
+      <w:r>
+        <w:rPr>
+          <w:rFonts w:ascii="Courier New" w:cs="Courier New" w:eastAsia="Courier New" w:hAnsi="Courier New"/>
+        </w:rPr>
+        <w:t xml:space="preserve">cat secret.txt &gt; /tmp/flag</w:t>
+      </w:r>
+      <w:r>
+        <w:t xml:space="preserve"> and wait for it to execute.</w:t>
+      </w:r>
+    </w:p>
+    <w:p/>
+    <w:p>
+      <w:pPr>
+        <w:pStyle w:val="Heading2"/>
+      </w:pPr>
+      <w:r>
+        <w:t xml:space="preserve">Screenshots</w:t>
+      </w:r>
+    </w:p>
+    <w:p>
+      <w:pPr>
+        <w:pStyle w:val="Heading3"/>
+      </w:pPr>
+      <w:r>
+        <w:t xml:space="preserve">Screenshot 1 — Full Terminal Workflow</w:t>
       </w:r>
     </w:p>
     <w:p>
@@ -511,13 +1203,13 @@
           <w:sz w:val="20"/>
           <w:szCs w:val="20"/>
         </w:rPr>
-        <w:t xml:space="preserve">Figure 1: Full workflow — writing script with nano, running via run_secret, capturing the flag</w:t>
+        <w:t xml:space="preserve">Figure 1: Full workflow — writing script with nano, chmod failure, then run_secret capturing the flag</w:t>
       </w:r>
     </w:p>
     <w:p/>
     <w:p>
       <w:pPr>
-        <w:pStyle w:val="Heading2"/>
+        <w:pStyle w:val="Heading3"/>
       </w:pPr>
       <w:r>
         <w:t xml:space="preserve">Screenshot 2 — Flag Output</w:t>
@@ -530,7 +1222,7 @@
       <w:r>
         <w:drawing>
           <wp:inline distT="0" distB="0" distL="0" distR="0">
-            <wp:extent cx="4572000" cy="914400"/>
+            <wp:extent cx="4381500" cy="876300"/>
             <wp:effectExtent t="0" r="0" b="0" l="0"/>
             <wp:docPr id="1" name="" descr="" title=""/>
             <wp:cNvGraphicFramePr>
@@ -555,7 +1247,7 @@
                   <pic:spPr bwMode="auto">
                     <a:xfrm>
                       <a:off x="0" y="0"/>
-                      <a:ext cx="4572000" cy="914400"/>
+                      <a:ext cx="4381500" cy="876300"/>
                     </a:xfrm>
                     <a:prstGeom prst="rect">
                       <a:avLst/>
@@ -586,10 +1278,10 @@
     <w:p/>
     <w:p>
       <w:pPr>
-        <w:pStyle w:val="Heading2"/>
-      </w:pPr>
-      <w:r>
-        <w:t xml:space="preserve">Screenshot 3 — Script Content</w:t>
+        <w:pStyle w:val="Heading3"/>
+      </w:pPr>
+      <w:r>
+        <w:t xml:space="preserve">Screenshot 3 — Security Analysis Evidence</w:t>
       </w:r>
     </w:p>
     <w:p>
@@ -599,7 +1291,7 @@
       <w:r>
         <w:drawing>
           <wp:inline distT="0" distB="0" distL="0" distR="0">
-            <wp:extent cx="5334000" cy="1600200"/>
+            <wp:extent cx="5524500" cy="4762500"/>
             <wp:effectExtent t="0" r="0" b="0" l="0"/>
             <wp:docPr id="1" name="" descr="" title=""/>
             <wp:cNvGraphicFramePr>
@@ -624,7 +1316,7 @@
                   <pic:spPr bwMode="auto">
                     <a:xfrm>
                       <a:off x="0" y="0"/>
-                      <a:ext cx="5334000" cy="1600200"/>
+                      <a:ext cx="5524500" cy="4762500"/>
                     </a:xfrm>
                     <a:prstGeom prst="rect">
                       <a:avLst/>
@@ -649,7 +1341,7 @@
           <w:sz w:val="20"/>
           <w:szCs w:val="20"/>
         </w:rPr>
-        <w:t xml:space="preserve">Figure 3: cat read_secret.sh — bash script content printed to terminal</w:t>
+        <w:t xml:space="preserve">Figure 3: cat read_secret.sh (error handling script) + ./read_secret.sh (Permission denied triggered) + ls -la proving secret.txt is root-owned and run_secret has SUID bit (-rwsr-xr-x)</w:t>
       </w:r>
     </w:p>
     <w:p/>
@@ -666,7 +1358,7 @@
         <w:pStyle w:val="ListParagraph"/>
         <w:numPr>
           <w:ilvl w:val="0"/>
-          <w:numId w:val="2"/>
+          <w:numId w:val="3"/>
         </w:numPr>
       </w:pPr>
       <w:r>
@@ -678,7 +1370,7 @@
         <w:pStyle w:val="ListParagraph"/>
         <w:numPr>
           <w:ilvl w:val="0"/>
-          <w:numId w:val="2"/>
+          <w:numId w:val="3"/>
         </w:numPr>
       </w:pPr>
       <w:r>
@@ -690,7 +1382,7 @@
         <w:pStyle w:val="ListParagraph"/>
         <w:numPr>
           <w:ilvl w:val="0"/>
-          <w:numId w:val="2"/>
+          <w:numId w:val="3"/>
         </w:numPr>
       </w:pPr>
       <w:r>
@@ -702,7 +1394,7 @@
         <w:pStyle w:val="ListParagraph"/>
         <w:numPr>
           <w:ilvl w:val="0"/>
-          <w:numId w:val="2"/>
+          <w:numId w:val="3"/>
         </w:numPr>
       </w:pPr>
       <w:r>
@@ -714,7 +1406,19 @@
         <w:pStyle w:val="ListParagraph"/>
         <w:numPr>
           <w:ilvl w:val="0"/>
-          <w:numId w:val="2"/>
+          <w:numId w:val="3"/>
+        </w:numPr>
+      </w:pPr>
+      <w:r>
+        <w:t xml:space="preserve">Editor: nano</w:t>
+      </w:r>
+    </w:p>
+    <w:p>
+      <w:pPr>
+        <w:pStyle w:val="ListParagraph"/>
+        <w:numPr>
+          <w:ilvl w:val="0"/>
+          <w:numId w:val="3"/>
         </w:numPr>
       </w:pPr>
       <w:r>
@@ -907,6 +1611,18 @@
       </w:pPr>
     </w:lvl>
   </w:abstractNum>
+  <w:abstractNum w:abstractNumId="3" w15:restartNumberingAfterBreak="0">
+    <w:multiLevelType w:val="hybridMultilevel"/>
+    <w:lvl w:ilvl="0" w15:tentative="1">
+      <w:start w:val="1"/>
+      <w:numFmt w:val="decimal"/>
+      <w:lvlText w:val="%1."/>
+      <w:lvlJc w:val="left"/>
+      <w:pPr>
+        <w:ind w:left="720" w:hanging="360"/>
+      </w:pPr>
+    </w:lvl>
+  </w:abstractNum>
   <w:num w:numId="1">
     <w:abstractNumId w:val="1"/>
     <w:lvlOverride w:ilvl="0">
@@ -914,6 +1630,12 @@
     </w:lvlOverride>
   </w:num>
   <w:num w:numId="2">
+    <w:abstractNumId w:val="3"/>
+    <w:lvlOverride w:ilvl="0">
+      <w:startOverride w:val="1"/>
+    </w:lvlOverride>
+  </w:num>
+  <w:num w:numId="3">
     <w:abstractNumId w:val="2"/>
     <w:lvlOverride w:ilvl="0">
       <w:startOverride w:val="1"/>
@@ -1141,5 +1863,23 @@
       <w:szCs w:val="28"/>
     </w:rPr>
   </w:style>
+  <w:style w:type="paragraph" w:styleId="Heading3">
+    <w:name w:val="Heading 3"/>
+    <w:basedOn w:val="Normal"/>
+    <w:next w:val="Normal"/>
+    <w:qFormat/>
+    <w:pPr>
+      <w:spacing w:after="80" w:before="140"/>
+      <w:outlineLvl w:val="2"/>
+    </w:pPr>
+    <w:rPr>
+      <w:rFonts w:ascii="Arial" w:cs="Arial" w:eastAsia="Arial" w:hAnsi="Arial"/>
+      <w:b/>
+      <w:bCs/>
+      <w:color w:val="404040"/>
+      <w:sz w:val="24"/>
+      <w:szCs w:val="24"/>
+    </w:rPr>
+  </w:style>
 </w:styles>
 </file>